--- a/pm-system/docs/HANDOVER.docx
+++ b/pm-system/docs/HANDOVER.docx
@@ -1102,7 +1102,7 @@
           <w:sz w:val="21"/>
           <w:szCs w:val="21"/>
         </w:rPr>
-        <w:t xml:space="preserve">9 of 88 breakdowns (10.2%), carrying 34.4 of the 299.5 hours of annual production loss.</w:t>
+        <w:t xml:space="preserve">7 of 88 breakdowns (8.0%), carrying 28.1 of the 299.5 hours of annual production loss.</w:t>
       </w:r>
       <w:r>
         <w:rPr>
@@ -1112,6 +1112,328 @@
           <w:szCs w:val="21"/>
         </w:rPr>
         <w:t xml:space="preserve"> Read it as a share, not a count.</w:t>
+      </w:r>
+    </w:p>
+    <w:p>
+      <w:pPr>
+        <w:pBdr>
+          <w:top w:val="single" w:color="FDF6E3" w:sz="6"/>
+        </w:pBdr>
+        <w:shd w:fill="FDF6E3" w:val="clear"/>
+        <w:spacing w:after="60" w:before="140"/>
+        <w:ind w:left="280" w:right="280"/>
+      </w:pPr>
+      <w:r>
+        <w:rPr>
+          <w:rFonts w:ascii="Calibri" w:cs="Calibri" w:eastAsia="Calibri" w:hAnsi="Calibri"/>
+          <w:b/>
+          <w:bCs/>
+          <w:color w:val="8A5A00"/>
+          <w:sz w:val="20"/>
+          <w:szCs w:val="20"/>
+        </w:rPr>
+        <w:t xml:space="preserve">This figure was 9 (10.2%) in the first build.</w:t>
+      </w:r>
+      <w:r>
+        <w:rPr>
+          <w:rFonts w:ascii="Calibri" w:cs="Calibri" w:eastAsia="Calibri" w:hAnsi="Calibri"/>
+          <w:color w:val="8A5A00"/>
+          <w:sz w:val="20"/>
+          <w:szCs w:val="20"/>
+        </w:rPr>
+        <w:t xml:space="preserve"> A PM is now dated from the latest</w:t>
+      </w:r>
+    </w:p>
+    <w:p>
+      <w:pPr>
+        <w:shd w:fill="FDF6E3" w:val="clear"/>
+        <w:spacing w:after="60" w:before="0"/>
+        <w:ind w:left="280" w:right="280"/>
+      </w:pPr>
+      <w:r>
+        <w:rPr>
+          <w:rFonts w:ascii="Calibri" w:cs="Calibri" w:eastAsia="Calibri" w:hAnsi="Calibri"/>
+          <w:color w:val="8A5A00"/>
+          <w:sz w:val="20"/>
+          <w:szCs w:val="20"/>
+        </w:rPr>
+        <w:t xml:space="preserve">machine scan on its work order, rather than from a stored </w:t>
+      </w:r>
+      <w:r>
+        <w:rPr>
+          <w:rFonts w:ascii="Consolas" w:cs="Consolas" w:eastAsia="Consolas" w:hAnsi="Consolas"/>
+          <w:color w:val="0C3549"/>
+          <w:sz w:val="18"/>
+          <w:szCs w:val="18"/>
+          <w:shd w:fill="F4F6F7" w:val="clear"/>
+        </w:rPr>
+        <w:t xml:space="preserve">Actual_End_Date</w:t>
+      </w:r>
+      <w:r>
+        <w:rPr>
+          <w:rFonts w:ascii="Calibri" w:cs="Calibri" w:eastAsia="Calibri" w:hAnsi="Calibri"/>
+          <w:color w:val="8A5A00"/>
+          <w:sz w:val="20"/>
+          <w:szCs w:val="20"/>
+        </w:rPr>
+        <w:t xml:space="preserve"> column.</w:t>
+      </w:r>
+    </w:p>
+    <w:p>
+      <w:pPr>
+        <w:shd w:fill="FDF6E3" w:val="clear"/>
+        <w:spacing w:after="60" w:before="0"/>
+        <w:ind w:left="280" w:right="280"/>
+      </w:pPr>
+      <w:r>
+        <w:rPr>
+          <w:rFonts w:ascii="Calibri" w:cs="Calibri" w:eastAsia="Calibri" w:hAnsi="Calibri"/>
+          <w:color w:val="8A5A00"/>
+          <w:sz w:val="20"/>
+          <w:szCs w:val="20"/>
+        </w:rPr>
+        <w:t xml:space="preserve">In the supplied data those two disagreed on </w:t>
+      </w:r>
+      <w:r>
+        <w:rPr>
+          <w:rFonts w:ascii="Calibri" w:cs="Calibri" w:eastAsia="Calibri" w:hAnsi="Calibri"/>
+          <w:b/>
+          <w:bCs/>
+          <w:color w:val="8A5A00"/>
+          <w:sz w:val="20"/>
+          <w:szCs w:val="20"/>
+        </w:rPr>
+        <w:t xml:space="preserve">29 of the 43 completed work orders</w:t>
+      </w:r>
+      <w:r>
+        <w:rPr>
+          <w:rFonts w:ascii="Calibri" w:cs="Calibri" w:eastAsia="Calibri" w:hAnsi="Calibri"/>
+          <w:color w:val="8A5A00"/>
+          <w:sz w:val="20"/>
+          <w:szCs w:val="20"/>
+        </w:rPr>
+        <w:t xml:space="preserve"> —</w:t>
+      </w:r>
+    </w:p>
+    <w:p>
+      <w:pPr>
+        <w:shd w:fill="FDF6E3" w:val="clear"/>
+        <w:spacing w:after="60" w:before="0"/>
+        <w:ind w:left="280" w:right="280"/>
+      </w:pPr>
+      <w:r>
+        <w:rPr>
+          <w:rFonts w:ascii="Calibri" w:cs="Calibri" w:eastAsia="Calibri" w:hAnsi="Calibri"/>
+          <w:color w:val="8A5A00"/>
+          <w:sz w:val="20"/>
+          <w:szCs w:val="20"/>
+        </w:rPr>
+        <w:t xml:space="preserve">always with the stored date a day or two *later* than the last machine scanned out —</w:t>
+      </w:r>
+    </w:p>
+    <w:p>
+      <w:pPr>
+        <w:shd w:fill="FDF6E3" w:val="clear"/>
+        <w:spacing w:after="60" w:before="0"/>
+        <w:ind w:left="280" w:right="280"/>
+      </w:pPr>
+      <w:r>
+        <w:rPr>
+          <w:rFonts w:ascii="Calibri" w:cs="Calibri" w:eastAsia="Calibri" w:hAnsi="Calibri"/>
+          <w:color w:val="8A5A00"/>
+          <w:sz w:val="20"/>
+          <w:szCs w:val="20"/>
+        </w:rPr>
+        <w:t xml:space="preserve">and two breakdowns fell inside the seven-day window only on the strength of that gap.</w:t>
+      </w:r>
+    </w:p>
+    <w:p>
+      <w:pPr>
+        <w:shd w:fill="FDF6E3" w:val="clear"/>
+        <w:spacing w:after="60" w:before="0"/>
+        <w:ind w:left="280" w:right="280"/>
+      </w:pPr>
+      <w:r>
+        <w:rPr>
+          <w:rFonts w:ascii="Calibri" w:cs="Calibri" w:eastAsia="Calibri" w:hAnsi="Calibri"/>
+          <w:color w:val="8A5A00"/>
+          <w:sz w:val="20"/>
+          <w:szCs w:val="20"/>
+        </w:rPr>
+        <w:t xml:space="preserve">On-time performance moved the same way, from 48.8% to 65.1%.</w:t>
+      </w:r>
+    </w:p>
+    <w:p>
+      <w:pPr>
+        <w:shd w:fill="FDF6E3" w:val="clear"/>
+        <w:spacing w:after="60" w:before="0"/>
+        <w:ind w:left="280" w:right="280"/>
+      </w:pPr>
+      <w:r>
+        <w:rPr>
+          <w:rFonts w:ascii="Calibri" w:cs="Calibri" w:eastAsia="Calibri" w:hAnsi="Calibri"/>
+          <w:color w:val="8A5A00"/>
+          <w:sz w:val="20"/>
+          <w:szCs w:val="20"/>
+        </w:rPr>
+        <w:t xml:space="preserve">**Flow 5 stamps a work order complete in the same run that sees its last machine</w:t>
+      </w:r>
+    </w:p>
+    <w:p>
+      <w:pPr>
+        <w:shd w:fill="FDF6E3" w:val="clear"/>
+        <w:spacing w:after="60" w:before="0"/>
+        <w:ind w:left="280" w:right="280"/>
+      </w:pPr>
+      <w:r>
+        <w:rPr>
+          <w:rFonts w:ascii="Calibri" w:cs="Calibri" w:eastAsia="Calibri" w:hAnsi="Calibri"/>
+          <w:color w:val="8A5A00"/>
+          <w:sz w:val="20"/>
+          <w:szCs w:val="20"/>
+        </w:rPr>
+        <w:t xml:space="preserve">task finish**, so the system as built cannot produce a lag of days. That points to</w:t>
+      </w:r>
+    </w:p>
+    <w:p>
+      <w:pPr>
+        <w:shd w:fill="FDF6E3" w:val="clear"/>
+        <w:spacing w:after="60" w:before="0"/>
+        <w:ind w:left="280" w:right="280"/>
+      </w:pPr>
+      <w:r>
+        <w:rPr>
+          <w:rFonts w:ascii="Calibri" w:cs="Calibri" w:eastAsia="Calibri" w:hAnsi="Calibri"/>
+          <w:color w:val="8A5A00"/>
+          <w:sz w:val="20"/>
+          <w:szCs w:val="20"/>
+        </w:rPr>
+        <w:t xml:space="preserve">the lag being an artefact of how the sample data was generated. But **if a work</w:t>
+      </w:r>
+    </w:p>
+    <w:p>
+      <w:pPr>
+        <w:shd w:fill="FDF6E3" w:val="clear"/>
+        <w:spacing w:after="60" w:before="0"/>
+        <w:ind w:left="280" w:right="280"/>
+      </w:pPr>
+      <w:r>
+        <w:rPr>
+          <w:rFonts w:ascii="Calibri" w:cs="Calibri" w:eastAsia="Calibri" w:hAnsi="Calibri"/>
+          <w:color w:val="8A5A00"/>
+          <w:sz w:val="20"/>
+          <w:szCs w:val="20"/>
+        </w:rPr>
+        <w:t xml:space="preserve">order really is signed off a day or two after the last machine at your plant, that</w:t>
+      </w:r>
+    </w:p>
+    <w:p>
+      <w:pPr>
+        <w:shd w:fill="FDF6E3" w:val="clear"/>
+        <w:spacing w:after="60" w:before="0"/>
+        <w:ind w:left="280" w:right="280"/>
+      </w:pPr>
+      <w:r>
+        <w:rPr>
+          <w:rFonts w:ascii="Calibri" w:cs="Calibri" w:eastAsia="Calibri" w:hAnsi="Calibri"/>
+          <w:color w:val="8A5A00"/>
+          <w:sz w:val="20"/>
+          <w:szCs w:val="20"/>
+        </w:rPr>
+        <w:t xml:space="preserve">is a business rule this build does not implement — raise it before go-live.**</w:t>
+      </w:r>
+    </w:p>
+    <w:p>
+      <w:pPr>
+        <w:shd w:fill="FDF6E3" w:val="clear"/>
+        <w:spacing w:after="60" w:before="0"/>
+        <w:ind w:left="280" w:right="280"/>
+      </w:pPr>
+      <w:r>
+        <w:rPr>
+          <w:rFonts w:ascii="Consolas" w:cs="Consolas" w:eastAsia="Consolas" w:hAnsi="Consolas"/>
+          <w:color w:val="0C3549"/>
+          <w:sz w:val="18"/>
+          <w:szCs w:val="18"/>
+          <w:shd w:fill="F4F6F7" w:val="clear"/>
+        </w:rPr>
+        <w:t xml:space="preserve">ASSUMPTIONS.md</w:t>
+      </w:r>
+      <w:r>
+        <w:rPr>
+          <w:rFonts w:ascii="Calibri" w:cs="Calibri" w:eastAsia="Calibri" w:hAnsi="Calibri"/>
+          <w:color w:val="8A5A00"/>
+          <w:sz w:val="20"/>
+          <w:szCs w:val="20"/>
+        </w:rPr>
+        <w:t xml:space="preserve"> §9.1 has the full working.</w:t>
+      </w:r>
+    </w:p>
+    <w:p>
+      <w:pPr>
+        <w:shd w:fill="FDF6E3" w:val="clear"/>
+        <w:spacing w:after="60" w:before="0"/>
+        <w:ind w:left="280" w:right="280"/>
+      </w:pPr>
+      <w:r>
+        <w:rPr>
+          <w:rFonts w:ascii="Calibri" w:cs="Calibri" w:eastAsia="Calibri" w:hAnsi="Calibri"/>
+          <w:color w:val="8A5A00"/>
+          <w:sz w:val="20"/>
+          <w:szCs w:val="20"/>
+        </w:rPr>
+        <w:t xml:space="preserve">Either way the two values can no longer disagree, because there is now only one of</w:t>
+      </w:r>
+    </w:p>
+    <w:p>
+      <w:pPr>
+        <w:shd w:fill="FDF6E3" w:val="clear"/>
+        <w:spacing w:after="60" w:before="0"/>
+        <w:ind w:left="280" w:right="280"/>
+      </w:pPr>
+      <w:r>
+        <w:rPr>
+          <w:rFonts w:ascii="Calibri" w:cs="Calibri" w:eastAsia="Calibri" w:hAnsi="Calibri"/>
+          <w:color w:val="8A5A00"/>
+          <w:sz w:val="20"/>
+          <w:szCs w:val="20"/>
+        </w:rPr>
+        <w:t xml:space="preserve">them. That is the case for the reduction in one number: a stored rollup had already</w:t>
+      </w:r>
+    </w:p>
+    <w:p>
+      <w:pPr>
+        <w:shd w:fill="FDF6E3" w:val="clear"/>
+        <w:spacing w:after="60" w:before="0"/>
+        <w:ind w:left="280" w:right="280"/>
+      </w:pPr>
+      <w:r>
+        <w:rPr>
+          <w:rFonts w:ascii="Calibri" w:cs="Calibri" w:eastAsia="Calibri" w:hAnsi="Calibri"/>
+          <w:color w:val="8A5A00"/>
+          <w:sz w:val="20"/>
+          <w:szCs w:val="20"/>
+        </w:rPr>
+        <w:t xml:space="preserve">drifted from the rows it summarised, in the measure the system's credibility rests</w:t>
+      </w:r>
+    </w:p>
+    <w:p>
+      <w:pPr>
+        <w:pBdr>
+          <w:bottom w:val="single" w:color="FDF6E3" w:sz="6"/>
+        </w:pBdr>
+        <w:shd w:fill="FDF6E3" w:val="clear"/>
+        <w:spacing w:after="180" w:before="0"/>
+        <w:ind w:left="280" w:right="280"/>
+      </w:pPr>
+      <w:r>
+        <w:rPr>
+          <w:rFonts w:ascii="Calibri" w:cs="Calibri" w:eastAsia="Calibri" w:hAnsi="Calibri"/>
+          <w:color w:val="8A5A00"/>
+          <w:sz w:val="20"/>
+          <w:szCs w:val="20"/>
+        </w:rPr>
+        <w:t xml:space="preserve">on, and nothing anywhere reported it.</w:t>
       </w:r>
     </w:p>
     <w:p>
@@ -1273,7 +1595,7 @@
                 <w:sz w:val="19"/>
                 <w:szCs w:val="19"/>
               </w:rPr>
-              <w:t xml:space="preserve">16 lists, 224 columns, 5 document libraries, 12 views, 8 column-formatting files</w:t>
+              <w:t xml:space="preserve">14 lists, 138 columns, 5 document libraries, 11 views, 7 column-formatting files</w:t>
             </w:r>
           </w:p>
         </w:tc>
@@ -1332,7 +1654,7 @@
                 <w:sz w:val="19"/>
                 <w:szCs w:val="19"/>
               </w:rPr>
-              <w:t xml:space="preserve">2,822 rows, typed and validated, ready to load</w:t>
+              <w:t xml:space="preserve">2,422 rows, typed and validated, ready to load</w:t>
             </w:r>
           </w:p>
         </w:tc>
@@ -1391,7 +1713,7 @@
                 <w:sz w:val="19"/>
                 <w:szCs w:val="19"/>
               </w:rPr>
-              <w:t xml:space="preserve">17 tables, 42 relationships, 94 measures, 9 pages, 116 visuals, custom theme</w:t>
+              <w:t xml:space="preserve">15 tables, 30 relationships, 85 measures, 9 pages, 116 visuals, custom theme</w:t>
             </w:r>
           </w:p>
         </w:tc>
@@ -1450,7 +1772,7 @@
                 <w:sz w:val="19"/>
                 <w:szCs w:val="19"/>
               </w:rPr>
-              <w:t xml:space="preserve">Build sheets for 11 flows, every expression written out</w:t>
+              <w:t xml:space="preserve">Build sheets for 9 flows, every expression written out</w:t>
             </w:r>
           </w:p>
         </w:tc>
@@ -1568,7 +1890,7 @@
                 <w:sz w:val="19"/>
                 <w:szCs w:val="19"/>
               </w:rPr>
-              <w:t xml:space="preserve">5 forms specified, with the pre-filled-link procedure</w:t>
+              <w:t xml:space="preserve">5 forms, every question listed with the column it lands in, plus the pre-filled-link procedure</w:t>
             </w:r>
           </w:p>
         </w:tc>
@@ -1627,7 +1949,7 @@
                 <w:sz w:val="19"/>
                 <w:szCs w:val="19"/>
               </w:rPr>
-              <w:t xml:space="preserve">Runbook, assumptions, 35 UAT cases, 1-page bilingual shop-floor SOP</w:t>
+              <w:t xml:space="preserve">Runbook, assumptions, 36 UAT cases, 1-page bilingual shop-floor SOP</w:t>
             </w:r>
           </w:p>
         </w:tc>
@@ -1778,7 +2100,7 @@
           <w:sz w:val="17"/>
           <w:szCs w:val="17"/>
         </w:rPr>
-        <w:t xml:space="preserve">Checklist_Master        51      Scan_Log               336</w:t>
+        <w:t xml:space="preserve">Checklist_Master        51      Breakdown_Log           88</w:t>
       </w:r>
     </w:p>
     <w:p>
@@ -1794,7 +2116,7 @@
           <w:sz w:val="17"/>
           <w:szCs w:val="17"/>
         </w:rPr>
-        <w:t xml:space="preserve">Machine_Master          30      Breakdown_Log           88</w:t>
+        <w:t xml:space="preserve">Machine_Master          30      Spare_Replaced          58</w:t>
       </w:r>
     </w:p>
     <w:p>
@@ -1810,7 +2132,7 @@
           <w:sz w:val="17"/>
           <w:szCs w:val="17"/>
         </w:rPr>
-        <w:t xml:space="preserve">Plant_Calendar         730      Spare_Request           64</w:t>
+        <w:t xml:space="preserve">Plant_Calendar         730      Abnormality_Log         44</w:t>
       </w:r>
     </w:p>
     <w:p>
@@ -1826,7 +2148,7 @@
           <w:sz w:val="17"/>
           <w:szCs w:val="17"/>
         </w:rPr>
-        <w:t xml:space="preserve">StdHours_Monthly        96      Spare_Replaced          58</w:t>
+        <w:t xml:space="preserve">StdHours_Monthly        96      PM_Plan_Calendar        55</w:t>
       </w:r>
     </w:p>
     <w:p>
@@ -1842,13 +2164,13 @@
           <w:sz w:val="17"/>
           <w:szCs w:val="17"/>
         </w:rPr>
-        <w:t xml:space="preserve">                                Abnormality_Log         44</w:t>
+        <w:t xml:space="preserve">                                ------</w:t>
       </w:r>
     </w:p>
     <w:p>
       <w:pPr>
         <w:shd w:fill="F4F6F7" w:val="clear"/>
-        <w:spacing w:after="0" w:before="0"/>
+        <w:spacing w:after="140" w:before="0"/>
         <w:ind w:left="170" w:right="170"/>
       </w:pPr>
       <w:r>
@@ -1858,39 +2180,7 @@
           <w:sz w:val="17"/>
           <w:szCs w:val="17"/>
         </w:rPr>
-        <w:t xml:space="preserve">                                PM_Plan_Calendar        55</w:t>
-      </w:r>
-    </w:p>
-    <w:p>
-      <w:pPr>
-        <w:shd w:fill="F4F6F7" w:val="clear"/>
-        <w:spacing w:after="0" w:before="0"/>
-        <w:ind w:left="170" w:right="170"/>
-      </w:pPr>
-      <w:r>
-        <w:rPr>
-          <w:rFonts w:ascii="Consolas" w:cs="Consolas" w:eastAsia="Consolas" w:hAnsi="Consolas"/>
-          <w:color w:val="0C3549"/>
-          <w:sz w:val="17"/>
-          <w:szCs w:val="17"/>
-        </w:rPr>
-        <w:t xml:space="preserve">                                                    ------</w:t>
-      </w:r>
-    </w:p>
-    <w:p>
-      <w:pPr>
-        <w:shd w:fill="F4F6F7" w:val="clear"/>
-        <w:spacing w:after="140" w:before="0"/>
-        <w:ind w:left="170" w:right="170"/>
-      </w:pPr>
-      <w:r>
-        <w:rPr>
-          <w:rFonts w:ascii="Consolas" w:cs="Consolas" w:eastAsia="Consolas" w:hAnsi="Consolas"/>
-          <w:color w:val="0C3549"/>
-          <w:sz w:val="17"/>
-          <w:szCs w:val="17"/>
-        </w:rPr>
-        <w:t xml:space="preserve">                                                     2,822</w:t>
+        <w:t xml:space="preserve">                                 2,422</w:t>
       </w:r>
     </w:p>
     <w:p>
@@ -2603,7 +2893,7 @@
                 <w:sz w:val="19"/>
                 <w:szCs w:val="19"/>
               </w:rPr>
-              <w:t xml:space="preserve">Who owns the eleven flows?</w:t>
+              <w:t xml:space="preserve">Who owns the nine flows?</w:t>
             </w:r>
           </w:p>
         </w:tc>
@@ -2697,45 +2987,7 @@
                 <w:sz w:val="19"/>
                 <w:szCs w:val="19"/>
               </w:rPr>
-              <w:t xml:space="preserve">Retention on </w:t>
-            </w:r>
-            <w:r>
-              <w:rPr>
-                <w:rFonts w:ascii="Consolas" w:cs="Consolas" w:eastAsia="Consolas" w:hAnsi="Consolas"/>
-                <w:color w:val="0C3549"/>
-                <w:sz w:val="17"/>
-                <w:szCs w:val="17"/>
-                <w:shd w:fill="F4F6F7" w:val="clear"/>
-              </w:rPr>
-              <w:t xml:space="preserve">Scan_Log</w:t>
-            </w:r>
-            <w:r>
-              <w:rPr>
-                <w:rFonts w:ascii="Calibri" w:cs="Calibri" w:eastAsia="Calibri" w:hAnsi="Calibri"/>
-                <w:color w:val="1F2933"/>
-                <w:sz w:val="19"/>
-                <w:szCs w:val="19"/>
-              </w:rPr>
-              <w:t xml:space="preserve"> / </w:t>
-            </w:r>
-            <w:r>
-              <w:rPr>
-                <w:rFonts w:ascii="Consolas" w:cs="Consolas" w:eastAsia="Consolas" w:hAnsi="Consolas"/>
-                <w:color w:val="0C3549"/>
-                <w:sz w:val="17"/>
-                <w:szCs w:val="17"/>
-                <w:shd w:fill="F4F6F7" w:val="clear"/>
-              </w:rPr>
-              <w:t xml:space="preserve">Checklist_Response</w:t>
-            </w:r>
-            <w:r>
-              <w:rPr>
-                <w:rFonts w:ascii="Calibri" w:cs="Calibri" w:eastAsia="Calibri" w:hAnsi="Calibri"/>
-                <w:color w:val="1F2933"/>
-                <w:sz w:val="19"/>
-                <w:szCs w:val="19"/>
-              </w:rPr>
-              <w:t xml:space="preserve">?</w:t>
+              <w:t xml:space="preserve">Retention on the transaction lists?</w:t>
             </w:r>
           </w:p>
         </w:tc>
@@ -3707,7 +3959,7 @@
                 <w:sz w:val="19"/>
                 <w:szCs w:val="19"/>
               </w:rPr>
-              <w:t xml:space="preserve">Build the 11 flows</w:t>
+              <w:t xml:space="preserve">Build the 9 flows</w:t>
             </w:r>
           </w:p>
         </w:tc>
@@ -3873,7 +4125,7 @@
                 <w:sz w:val="19"/>
                 <w:szCs w:val="19"/>
               </w:rPr>
-              <w:t xml:space="preserve">UAT — all 35 cases</w:t>
+              <w:t xml:space="preserve">UAT — all 36 cases</w:t>
             </w:r>
           </w:p>
         </w:tc>
@@ -4582,7 +4834,7 @@
                 <w:sz w:val="19"/>
                 <w:szCs w:val="19"/>
               </w:rPr>
-              <w:t xml:space="preserve">The fourth completes and all five </w:t>
+              <w:t xml:space="preserve">The fourth completes and all three </w:t>
             </w:r>
             <w:r>
               <w:rPr>
@@ -4889,7 +5141,7 @@
           <w:sz w:val="21"/>
           <w:szCs w:val="21"/>
         </w:rPr>
-        <w:t xml:space="preserve">The eleven flows are owned by an individual account.</w:t>
+        <w:t xml:space="preserve">The nine flows are owned by an individual account.</w:t>
       </w:r>
       <w:r>
         <w:rPr>
@@ -4989,7 +5241,7 @@
           <w:sz w:val="21"/>
           <w:szCs w:val="21"/>
         </w:rPr>
-        <w:t xml:space="preserve"> — SharePoint, Outlook, Forms, Teams, Approvals. When that account is disabled or unlicensed, every connection breaks and all eleven flows stop, regardless of who else owns them.</w:t>
+        <w:t xml:space="preserve"> — SharePoint, Outlook, Forms, Teams, Approvals. When that account is disabled or unlicensed, every connection breaks and all nine flows stop, regardless of who else owns them.</w:t>
       </w:r>
     </w:p>
     <w:p>
@@ -5045,7 +5297,7 @@
           <w:sz w:val="21"/>
           <w:szCs w:val="21"/>
         </w:rPr>
-        <w:t xml:space="preserve">Flow 11 sends the daily digest </w:t>
+        <w:t xml:space="preserve">Flow 9 sends the daily digest </w:t>
       </w:r>
       <w:r>
         <w:rPr>
@@ -5079,7 +5331,7 @@
           <w:sz w:val="21"/>
           <w:szCs w:val="21"/>
         </w:rPr>
-        <w:t xml:space="preserve">So Flow 11 also sends </w:t>
+        <w:t xml:space="preserve">So Flow 9 also sends </w:t>
       </w:r>
       <w:r>
         <w:rPr>
@@ -5351,7 +5603,7 @@
           <w:sz w:val="21"/>
           <w:szCs w:val="21"/>
         </w:rPr>
-        <w:t xml:space="preserve"> §8.2. Budget half a day; it is roughly forty connector steps across eleven flows.</w:t>
+        <w:t xml:space="preserve"> §8.2. Budget half a day; it is roughly thirty connector steps across nine flows.</w:t>
       </w:r>
     </w:p>
     <w:p>
@@ -6551,7 +6803,7 @@
                 <w:sz w:val="19"/>
                 <w:szCs w:val="19"/>
               </w:rPr>
-              <w:t xml:space="preserve"> past 2027-03-31; review </w:t>
+              <w:t xml:space="preserve"> past 2027-03-31; check </w:t>
             </w:r>
             <w:r>
               <w:rPr>
@@ -6561,16 +6813,16 @@
                 <w:szCs w:val="17"/>
                 <w:shd w:fill="F4F6F7" w:val="clear"/>
               </w:rPr>
-              <w:t xml:space="preserve">Scan_Log</w:t>
-            </w:r>
-            <w:r>
-              <w:rPr>
-                <w:rFonts w:ascii="Calibri" w:cs="Calibri" w:eastAsia="Calibri" w:hAnsi="Calibri"/>
-                <w:color w:val="1F2933"/>
-                <w:sz w:val="19"/>
-                <w:szCs w:val="19"/>
-              </w:rPr>
-              <w:t xml:space="preserve"> archiving</w:t>
+              <w:t xml:space="preserve">Checklist_Response</w:t>
+            </w:r>
+            <w:r>
+              <w:rPr>
+                <w:rFonts w:ascii="Calibri" w:cs="Calibri" w:eastAsia="Calibri" w:hAnsi="Calibri"/>
+                <w:color w:val="1F2933"/>
+                <w:sz w:val="19"/>
+                <w:szCs w:val="19"/>
+              </w:rPr>
+              <w:t xml:space="preserve"> against the 5,000-item threshold</w:t>
             </w:r>
           </w:p>
         </w:tc>
@@ -6724,7 +6976,7 @@
           <w:sz w:val="17"/>
           <w:szCs w:val="17"/>
         </w:rPr>
-        <w:t xml:space="preserve">  provision_lists.ps1   16 lists, 224 columns, indexes, 5 libraries</w:t>
+        <w:t xml:space="preserve">  provision_lists.ps1   14 lists, 138 columns, indexes, 5 libraries</w:t>
       </w:r>
     </w:p>
     <w:p>
@@ -6740,7 +6992,7 @@
           <w:sz w:val="17"/>
           <w:szCs w:val="17"/>
         </w:rPr>
-        <w:t xml:space="preserve">  apply_views.ps1       12 views + shop-floor column formatting</w:t>
+        <w:t xml:space="preserve">  apply_views.ps1       11 views + shop-floor column formatting</w:t>
       </w:r>
     </w:p>
     <w:p>
@@ -6868,7 +7120,7 @@
           <w:sz w:val="17"/>
           <w:szCs w:val="17"/>
         </w:rPr>
-        <w:t xml:space="preserve">  m_queries/*.pq        22 commented Power Query scripts — source of truth</w:t>
+        <w:t xml:space="preserve">  m_queries/*.pq        20 commented Power Query scripts — source of truth</w:t>
       </w:r>
     </w:p>
     <w:p>
@@ -6884,7 +7136,7 @@
           <w:sz w:val="17"/>
           <w:szCs w:val="17"/>
         </w:rPr>
-        <w:t xml:space="preserve">  dax/measures.dax      94 measures, each with a comment explaining it</w:t>
+        <w:t xml:space="preserve">  dax/measures.dax      85 measures, each with a comment explaining it</w:t>
       </w:r>
     </w:p>
     <w:p>
@@ -7012,7 +7264,7 @@
           <w:sz w:val="17"/>
           <w:szCs w:val="17"/>
         </w:rPr>
-        <w:t xml:space="preserve">  FLOW_SPECS.md         all 11 flows, action by action</w:t>
+        <w:t xml:space="preserve">  FLOW_SPECS.md         all 5 forms and all 9 flows, action by action</w:t>
       </w:r>
     </w:p>
     <w:p>
@@ -7140,7 +7392,7 @@
           <w:sz w:val="17"/>
           <w:szCs w:val="17"/>
         </w:rPr>
-        <w:t xml:space="preserve">  UAT_TEST_CASES.md           35 cases</w:t>
+        <w:t xml:space="preserve">  UAT_TEST_CASES.md           36 cases</w:t>
       </w:r>
     </w:p>
     <w:p>
@@ -7390,7 +7642,7 @@
           <w:sz w:val="17"/>
           <w:szCs w:val="17"/>
         </w:rPr>
-        <w:t xml:space="preserve">python tools/prepare_sharepoint_data.py --strict   # 0 errors, 0 warnings, 2,822 rows</w:t>
+        <w:t xml:space="preserve">python tools/prepare_sharepoint_data.py --strict   # 0 errors, 0 warnings, 2,422 rows</w:t>
       </w:r>
     </w:p>
     <w:p>
@@ -8133,16 +8385,55 @@
                 <w:szCs w:val="17"/>
                 <w:shd w:fill="F4F6F7" w:val="clear"/>
               </w:rPr>
-              <w:t xml:space="preserve">Reset_Date</w:t>
-            </w:r>
-            <w:r>
-              <w:rPr>
-                <w:rFonts w:ascii="Calibri" w:cs="Calibri" w:eastAsia="Calibri" w:hAnsi="Calibri"/>
-                <w:color w:val="1F2933"/>
-                <w:sz w:val="19"/>
-                <w:szCs w:val="19"/>
-              </w:rPr>
-              <w:t xml:space="preserve"> is populated and inside the uploaded month</w:t>
+              <w:t xml:space="preserve">Cell_Master.Last_PM_Date</w:t>
+            </w:r>
+            <w:r>
+              <w:rPr>
+                <w:rFonts w:ascii="Calibri" w:cs="Calibri" w:eastAsia="Calibri" w:hAnsi="Calibri"/>
+                <w:color w:val="1F2933"/>
+                <w:sz w:val="19"/>
+                <w:szCs w:val="19"/>
+              </w:rPr>
+              <w:t xml:space="preserve"> is inside the uploaded month, and that </w:t>
+            </w:r>
+            <w:r>
+              <w:rPr>
+                <w:rFonts w:ascii="Consolas" w:cs="Consolas" w:eastAsia="Consolas" w:hAnsi="Consolas"/>
+                <w:color w:val="0C3549"/>
+                <w:sz w:val="17"/>
+                <w:szCs w:val="17"/>
+                <w:shd w:fill="F4F6F7" w:val="clear"/>
+              </w:rPr>
+              <w:t xml:space="preserve">Get item cell</w:t>
+            </w:r>
+            <w:r>
+              <w:rPr>
+                <w:rFonts w:ascii="Calibri" w:cs="Calibri" w:eastAsia="Calibri" w:hAnsi="Calibri"/>
+                <w:color w:val="1F2933"/>
+                <w:sz w:val="19"/>
+                <w:szCs w:val="19"/>
+              </w:rPr>
+              <w:t xml:space="preserve"> is the </w:t>
+            </w:r>
+            <w:r>
+              <w:rPr>
+                <w:rFonts w:ascii="Calibri" w:cs="Calibri" w:eastAsia="Calibri" w:hAnsi="Calibri"/>
+                <w:b/>
+                <w:bCs/>
+                <w:color w:val="1F2933"/>
+                <w:sz w:val="19"/>
+                <w:szCs w:val="19"/>
+              </w:rPr>
+              <w:t xml:space="preserve">first</w:t>
+            </w:r>
+            <w:r>
+              <w:rPr>
+                <w:rFonts w:ascii="Calibri" w:cs="Calibri" w:eastAsia="Calibri" w:hAnsi="Calibri"/>
+                <w:color w:val="1F2933"/>
+                <w:sz w:val="19"/>
+                <w:szCs w:val="19"/>
+              </w:rPr>
+              <w:t xml:space="preserve"> action in Flow 1's row loop</w:t>
             </w:r>
           </w:p>
         </w:tc>
@@ -8778,16 +9069,16 @@
           <w:sz w:val="21"/>
           <w:szCs w:val="21"/>
         </w:rPr>
-        <w:t xml:space="preserve">Two things must be finished by hand in Power BI Desktop</w:t>
-      </w:r>
-      <w:r>
-        <w:rPr>
-          <w:rFonts w:ascii="Calibri" w:cs="Calibri" w:eastAsia="Calibri" w:hAnsi="Calibri"/>
-          <w:color w:val="1F2933"/>
-          <w:sz w:val="21"/>
-          <w:szCs w:val="21"/>
-        </w:rPr>
-        <w:t xml:space="preserve">: the drillthrough field on page 5, and setting the Gantt offset series to no-fill on page 3. Neither can be expressed in the file format. Both take under a minute; both are in </w:t>
+        <w:t xml:space="preserve">One thing must be finished by hand in Power BI Desktop</w:t>
+      </w:r>
+      <w:r>
+        <w:rPr>
+          <w:rFonts w:ascii="Calibri" w:cs="Calibri" w:eastAsia="Calibri" w:hAnsi="Calibri"/>
+          <w:color w:val="1F2933"/>
+          <w:sz w:val="21"/>
+          <w:szCs w:val="21"/>
+        </w:rPr>
+        <w:t xml:space="preserve">: the drillthrough field on page 5. It cannot be expressed in the file format. It takes under a minute and is in </w:t>
       </w:r>
       <w:r>
         <w:rPr>
@@ -8806,7 +9097,7 @@
           <w:sz w:val="21"/>
           <w:szCs w:val="21"/>
         </w:rPr>
-        <w:t xml:space="preserve">.</w:t>
+        <w:t xml:space="preserve">. *(There used to be a second — setting the Gantt offset series to no-fill — which had to be redone on every rebuild. The five measures that faked a Gantt out of a stacked bar came out with the reduction, and that step with them.)*</w:t>
       </w:r>
     </w:p>
     <w:p>
@@ -8966,16 +9257,159 @@
           <w:sz w:val="21"/>
           <w:szCs w:val="21"/>
         </w:rPr>
-        <w:t xml:space="preserve">The dummy data is dummy data.</w:t>
-      </w:r>
-      <w:r>
-        <w:rPr>
-          <w:rFonts w:ascii="Calibri" w:cs="Calibri" w:eastAsia="Calibri" w:hAnsi="Calibri"/>
-          <w:color w:val="1F2933"/>
-          <w:sz w:val="21"/>
-          <w:szCs w:val="21"/>
-        </w:rPr>
-        <w:t xml:space="preserve"> Every figure quoted in this handover comes from the 12 months supplied for building and testing. Re-run </w:t>
+        <w:t xml:space="preserve">Four things the system deliberately does not record.</w:t>
+      </w:r>
+      <w:r>
+        <w:rPr>
+          <w:rFonts w:ascii="Calibri" w:cs="Calibri" w:eastAsia="Calibri" w:hAnsi="Calibri"/>
+          <w:color w:val="1F2933"/>
+          <w:sz w:val="21"/>
+          <w:szCs w:val="21"/>
+        </w:rPr>
+        <w:t xml:space="preserve"> The schema was cut from 224 columns to 138, and these went with it. None is recoverable from history, so if one matters, reinstate it </w:t>
+      </w:r>
+      <w:r>
+        <w:rPr>
+          <w:rFonts w:ascii="Calibri" w:cs="Calibri" w:eastAsia="Calibri" w:hAnsi="Calibri"/>
+          <w:b/>
+          <w:bCs/>
+          <w:color w:val="1F2933"/>
+          <w:sz w:val="21"/>
+          <w:szCs w:val="21"/>
+        </w:rPr>
+        <w:t xml:space="preserve">before</w:t>
+      </w:r>
+      <w:r>
+        <w:rPr>
+          <w:rFonts w:ascii="Calibri" w:cs="Calibri" w:eastAsia="Calibri" w:hAnsi="Calibri"/>
+          <w:color w:val="1F2933"/>
+          <w:sz w:val="21"/>
+          <w:szCs w:val="21"/>
+        </w:rPr>
+        <w:t xml:space="preserve"> go-live:</w:t>
+      </w:r>
+    </w:p>
+    <w:p>
+      <w:pPr>
+        <w:pStyle w:val="ListParagraph"/>
+        <w:numPr>
+          <w:ilvl w:val="0"/>
+          <w:numId w:val="2"/>
+        </w:numPr>
+        <w:spacing w:after="60" w:before="60"/>
+      </w:pPr>
+      <w:r>
+        <w:rPr>
+          <w:rFonts w:ascii="Calibri" w:cs="Calibri" w:eastAsia="Calibri" w:hAnsi="Calibri"/>
+          <w:b/>
+          <w:bCs/>
+          <w:color w:val="1F2933"/>
+          <w:sz w:val="21"/>
+          <w:szCs w:val="21"/>
+        </w:rPr>
+        <w:t xml:space="preserve">The scan that led nowhere</w:t>
+      </w:r>
+      <w:r>
+        <w:rPr>
+          <w:rFonts w:ascii="Calibri" w:cs="Calibri" w:eastAsia="Calibri" w:hAnsi="Calibri"/>
+          <w:color w:val="1F2933"/>
+          <w:sz w:val="21"/>
+          <w:szCs w:val="21"/>
+        </w:rPr>
+        <w:t xml:space="preserve"> — a QR scan against a machine with no open work order. The technician is still told; the fact is no longer filed. This is the first thing to bring back if take-up is ever in doubt.</w:t>
+      </w:r>
+    </w:p>
+    <w:p>
+      <w:pPr>
+        <w:pStyle w:val="ListParagraph"/>
+        <w:numPr>
+          <w:ilvl w:val="0"/>
+          <w:numId w:val="2"/>
+        </w:numPr>
+        <w:spacing w:after="60" w:before="60"/>
+      </w:pPr>
+      <w:r>
+        <w:rPr>
+          <w:rFonts w:ascii="Calibri" w:cs="Calibri" w:eastAsia="Calibri" w:hAnsi="Calibri"/>
+          <w:b/>
+          <w:bCs/>
+          <w:color w:val="1F2933"/>
+          <w:sz w:val="21"/>
+          <w:szCs w:val="21"/>
+        </w:rPr>
+        <w:t xml:space="preserve">Spare approval lead time and stock at the moment of asking</w:t>
+      </w:r>
+      <w:r>
+        <w:rPr>
+          <w:rFonts w:ascii="Calibri" w:cs="Calibri" w:eastAsia="Calibri" w:hAnsi="Calibri"/>
+          <w:color w:val="1F2933"/>
+          <w:sz w:val="21"/>
+          <w:szCs w:val="21"/>
+        </w:rPr>
+        <w:t xml:space="preserve"> — gone with the requisition loop, which duplicated a stores process that already exists.</w:t>
+      </w:r>
+    </w:p>
+    <w:p>
+      <w:pPr>
+        <w:pStyle w:val="ListParagraph"/>
+        <w:numPr>
+          <w:ilvl w:val="0"/>
+          <w:numId w:val="2"/>
+        </w:numPr>
+        <w:spacing w:after="60" w:before="60"/>
+      </w:pPr>
+      <w:r>
+        <w:rPr>
+          <w:rFonts w:ascii="Calibri" w:cs="Calibri" w:eastAsia="Calibri" w:hAnsi="Calibri"/>
+          <w:color w:val="1F2933"/>
+          <w:sz w:val="21"/>
+          <w:szCs w:val="21"/>
+        </w:rPr>
+        <w:t xml:space="preserve">**Who *started* a PM**, as distinct from who finished it.</w:t>
+      </w:r>
+    </w:p>
+    <w:p>
+      <w:pPr>
+        <w:pStyle w:val="ListParagraph"/>
+        <w:numPr>
+          <w:ilvl w:val="0"/>
+          <w:numId w:val="2"/>
+        </w:numPr>
+        <w:spacing w:after="60" w:before="60"/>
+      </w:pPr>
+      <w:r>
+        <w:rPr>
+          <w:rFonts w:ascii="Calibri" w:cs="Calibri" w:eastAsia="Calibri" w:hAnsi="Calibri"/>
+          <w:b/>
+          <w:bCs/>
+          <w:color w:val="1F2933"/>
+          <w:sz w:val="21"/>
+          <w:szCs w:val="21"/>
+        </w:rPr>
+        <w:t xml:space="preserve">Make, model and year installed</w:t>
+      </w:r>
+      <w:r>
+        <w:rPr>
+          <w:rFonts w:ascii="Calibri" w:cs="Calibri" w:eastAsia="Calibri" w:hAnsi="Calibri"/>
+          <w:color w:val="1F2933"/>
+          <w:sz w:val="21"/>
+          <w:szCs w:val="21"/>
+        </w:rPr>
+        <w:t xml:space="preserve"> — asset-register detail. Age-versus-breakdown analysis now needs the asset register.</w:t>
+      </w:r>
+    </w:p>
+    <w:p>
+      <w:pPr>
+        <w:spacing w:after="120" w:before="60"/>
+      </w:pPr>
+      <w:r>
+        <w:rPr>
+          <w:rFonts w:ascii="Calibri" w:cs="Calibri" w:eastAsia="Calibri" w:hAnsi="Calibri"/>
+          <w:color w:val="1F2933"/>
+          <w:sz w:val="21"/>
+          <w:szCs w:val="21"/>
+        </w:rPr>
+        <w:t xml:space="preserve">  </w:t>
       </w:r>
       <w:r>
         <w:rPr>
@@ -8985,44 +9419,16 @@
           <w:szCs w:val="19"/>
           <w:shd w:fill="F4F6F7" w:val="clear"/>
         </w:rPr>
-        <w:t xml:space="preserve">verify_measures.py</w:t>
-      </w:r>
-      <w:r>
-        <w:rPr>
-          <w:rFonts w:ascii="Calibri" w:cs="Calibri" w:eastAsia="Calibri" w:hAnsi="Calibri"/>
-          <w:color w:val="1F2933"/>
-          <w:sz w:val="21"/>
-          <w:szCs w:val="21"/>
-        </w:rPr>
-        <w:t xml:space="preserve"> against real data once loaded.</w:t>
-      </w:r>
-    </w:p>
-    <w:p>
-      <w:pPr>
-        <w:pBdr>
-          <w:bottom w:val="single" w:color="D9E2E6" w:sz="6"/>
-        </w:pBdr>
-        <w:spacing w:after="200" w:before="120"/>
-      </w:pPr>
-      <w:r>
-        <w:t xml:space="preserve"/>
-      </w:r>
-    </w:p>
-    <w:p>
-      <w:pPr>
-        <w:pStyle w:val="Heading2"/>
-        <w:spacing w:after="140" w:before="320"/>
-      </w:pPr>
-      <w:r>
-        <w:rPr>
-          <w:rFonts w:ascii="Calibri" w:cs="Calibri" w:eastAsia="Calibri" w:hAnsi="Calibri"/>
-          <w:b/>
-          <w:bCs/>
-          <w:color w:val="0C3549"/>
-          <w:sz w:val="26"/>
-          <w:szCs w:val="26"/>
-        </w:rPr>
-        <w:t xml:space="preserve">12. First week checklist</w:t>
+        <w:t xml:space="preserve">ASSUMPTIONS.md</w:t>
+      </w:r>
+      <w:r>
+        <w:rPr>
+          <w:rFonts w:ascii="Calibri" w:cs="Calibri" w:eastAsia="Calibri" w:hAnsi="Calibri"/>
+          <w:color w:val="1F2933"/>
+          <w:sz w:val="21"/>
+          <w:szCs w:val="21"/>
+        </w:rPr>
+        <w:t xml:space="preserve"> §10 has the full record: the three rules the cuts were made against, what each one bought, and the reason for every one of the 58 columns removed.</w:t>
       </w:r>
     </w:p>
     <w:p>
@@ -9037,31 +9443,69 @@
       <w:r>
         <w:rPr>
           <w:rFonts w:ascii="Calibri" w:cs="Calibri" w:eastAsia="Calibri" w:hAnsi="Calibri"/>
-          <w:color w:val="1F2933"/>
-          <w:sz w:val="21"/>
-          <w:szCs w:val="21"/>
-        </w:rPr>
-        <w:t xml:space="preserve">[ ] Decide </w:t>
-      </w:r>
-      <w:r>
-        <w:rPr>
-          <w:rFonts w:ascii="Calibri" w:cs="Calibri" w:eastAsia="Calibri" w:hAnsi="Calibri"/>
           <w:b/>
           <w:bCs/>
           <w:color w:val="1F2933"/>
           <w:sz w:val="21"/>
           <w:szCs w:val="21"/>
         </w:rPr>
-        <w:t xml:space="preserve">which individual account</w:t>
-      </w:r>
-      <w:r>
-        <w:rPr>
-          <w:rFonts w:ascii="Calibri" w:cs="Calibri" w:eastAsia="Calibri" w:hAnsi="Calibri"/>
-          <w:color w:val="1F2933"/>
-          <w:sz w:val="21"/>
-          <w:szCs w:val="21"/>
-        </w:rPr>
-        <w:t xml:space="preserve"> owns the flows and Forms</w:t>
+        <w:t xml:space="preserve">The dummy data is dummy data.</w:t>
+      </w:r>
+      <w:r>
+        <w:rPr>
+          <w:rFonts w:ascii="Calibri" w:cs="Calibri" w:eastAsia="Calibri" w:hAnsi="Calibri"/>
+          <w:color w:val="1F2933"/>
+          <w:sz w:val="21"/>
+          <w:szCs w:val="21"/>
+        </w:rPr>
+        <w:t xml:space="preserve"> Every figure quoted in this handover comes from the 12 months supplied for building and testing. Re-run </w:t>
+      </w:r>
+      <w:r>
+        <w:rPr>
+          <w:rFonts w:ascii="Consolas" w:cs="Consolas" w:eastAsia="Consolas" w:hAnsi="Consolas"/>
+          <w:color w:val="0C3549"/>
+          <w:sz w:val="19"/>
+          <w:szCs w:val="19"/>
+          <w:shd w:fill="F4F6F7" w:val="clear"/>
+        </w:rPr>
+        <w:t xml:space="preserve">verify_measures.py</w:t>
+      </w:r>
+      <w:r>
+        <w:rPr>
+          <w:rFonts w:ascii="Calibri" w:cs="Calibri" w:eastAsia="Calibri" w:hAnsi="Calibri"/>
+          <w:color w:val="1F2933"/>
+          <w:sz w:val="21"/>
+          <w:szCs w:val="21"/>
+        </w:rPr>
+        <w:t xml:space="preserve"> against real data once loaded.</w:t>
+      </w:r>
+    </w:p>
+    <w:p>
+      <w:pPr>
+        <w:pBdr>
+          <w:bottom w:val="single" w:color="D9E2E6" w:sz="6"/>
+        </w:pBdr>
+        <w:spacing w:after="200" w:before="120"/>
+      </w:pPr>
+      <w:r>
+        <w:t xml:space="preserve"/>
+      </w:r>
+    </w:p>
+    <w:p>
+      <w:pPr>
+        <w:pStyle w:val="Heading2"/>
+        <w:spacing w:after="140" w:before="320"/>
+      </w:pPr>
+      <w:r>
+        <w:rPr>
+          <w:rFonts w:ascii="Calibri" w:cs="Calibri" w:eastAsia="Calibri" w:hAnsi="Calibri"/>
+          <w:b/>
+          <w:bCs/>
+          <w:color w:val="0C3549"/>
+          <w:sz w:val="26"/>
+          <w:szCs w:val="26"/>
+        </w:rPr>
+        <w:t xml:space="preserve">12. First week checklist</w:t>
       </w:r>
     </w:p>
     <w:p>
@@ -9080,7 +9524,7 @@
           <w:sz w:val="21"/>
           <w:szCs w:val="21"/>
         </w:rPr>
-        <w:t xml:space="preserve">[ ] Identify the </w:t>
+        <w:t xml:space="preserve">[ ] Decide </w:t>
       </w:r>
       <w:r>
         <w:rPr>
@@ -9091,36 +9535,16 @@
           <w:sz w:val="21"/>
           <w:szCs w:val="21"/>
         </w:rPr>
-        <w:t xml:space="preserve">two co-owners</w:t>
-      </w:r>
-      <w:r>
-        <w:rPr>
-          <w:rFonts w:ascii="Calibri" w:cs="Calibri" w:eastAsia="Calibri" w:hAnsi="Calibri"/>
-          <w:color w:val="1F2933"/>
-          <w:sz w:val="21"/>
-          <w:szCs w:val="21"/>
-        </w:rPr>
-        <w:t xml:space="preserve"> and the </w:t>
-      </w:r>
-      <w:r>
-        <w:rPr>
-          <w:rFonts w:ascii="Calibri" w:cs="Calibri" w:eastAsia="Calibri" w:hAnsi="Calibri"/>
-          <w:b/>
-          <w:bCs/>
-          <w:color w:val="1F2933"/>
-          <w:sz w:val="21"/>
-          <w:szCs w:val="21"/>
-        </w:rPr>
-        <w:t xml:space="preserve">shared mailbox</w:t>
-      </w:r>
-      <w:r>
-        <w:rPr>
-          <w:rFonts w:ascii="Calibri" w:cs="Calibri" w:eastAsia="Calibri" w:hAnsi="Calibri"/>
-          <w:color w:val="1F2933"/>
-          <w:sz w:val="21"/>
-          <w:szCs w:val="21"/>
-        </w:rPr>
-        <w:t xml:space="preserve"> for failure alerts</w:t>
+        <w:t xml:space="preserve">which individual account</w:t>
+      </w:r>
+      <w:r>
+        <w:rPr>
+          <w:rFonts w:ascii="Calibri" w:cs="Calibri" w:eastAsia="Calibri" w:hAnsi="Calibri"/>
+          <w:color w:val="1F2933"/>
+          <w:sz w:val="21"/>
+          <w:szCs w:val="21"/>
+        </w:rPr>
+        <w:t xml:space="preserve"> owns the flows and Forms</w:t>
       </w:r>
     </w:p>
     <w:p>
@@ -9139,7 +9563,47 @@
           <w:sz w:val="21"/>
           <w:szCs w:val="21"/>
         </w:rPr>
-        <w:t xml:space="preserve">[ ] Create the SharePoint site</w:t>
+        <w:t xml:space="preserve">[ ] Identify the </w:t>
+      </w:r>
+      <w:r>
+        <w:rPr>
+          <w:rFonts w:ascii="Calibri" w:cs="Calibri" w:eastAsia="Calibri" w:hAnsi="Calibri"/>
+          <w:b/>
+          <w:bCs/>
+          <w:color w:val="1F2933"/>
+          <w:sz w:val="21"/>
+          <w:szCs w:val="21"/>
+        </w:rPr>
+        <w:t xml:space="preserve">two co-owners</w:t>
+      </w:r>
+      <w:r>
+        <w:rPr>
+          <w:rFonts w:ascii="Calibri" w:cs="Calibri" w:eastAsia="Calibri" w:hAnsi="Calibri"/>
+          <w:color w:val="1F2933"/>
+          <w:sz w:val="21"/>
+          <w:szCs w:val="21"/>
+        </w:rPr>
+        <w:t xml:space="preserve"> and the </w:t>
+      </w:r>
+      <w:r>
+        <w:rPr>
+          <w:rFonts w:ascii="Calibri" w:cs="Calibri" w:eastAsia="Calibri" w:hAnsi="Calibri"/>
+          <w:b/>
+          <w:bCs/>
+          <w:color w:val="1F2933"/>
+          <w:sz w:val="21"/>
+          <w:szCs w:val="21"/>
+        </w:rPr>
+        <w:t xml:space="preserve">shared mailbox</w:t>
+      </w:r>
+      <w:r>
+        <w:rPr>
+          <w:rFonts w:ascii="Calibri" w:cs="Calibri" w:eastAsia="Calibri" w:hAnsi="Calibri"/>
+          <w:color w:val="1F2933"/>
+          <w:sz w:val="21"/>
+          <w:szCs w:val="21"/>
+        </w:rPr>
+        <w:t xml:space="preserve"> for failure alerts</w:t>
       </w:r>
     </w:p>
     <w:p>
@@ -9158,26 +9622,7 @@
           <w:sz w:val="21"/>
           <w:szCs w:val="21"/>
         </w:rPr>
-        <w:t xml:space="preserve">[ ] Run all three PowerShell scripts with </w:t>
-      </w:r>
-      <w:r>
-        <w:rPr>
-          <w:rFonts w:ascii="Consolas" w:cs="Consolas" w:eastAsia="Consolas" w:hAnsi="Consolas"/>
-          <w:color w:val="0C3549"/>
-          <w:sz w:val="19"/>
-          <w:szCs w:val="19"/>
-          <w:shd w:fill="F4F6F7" w:val="clear"/>
-        </w:rPr>
-        <w:t xml:space="preserve">-WhatIf</w:t>
-      </w:r>
-      <w:r>
-        <w:rPr>
-          <w:rFonts w:ascii="Calibri" w:cs="Calibri" w:eastAsia="Calibri" w:hAnsi="Calibri"/>
-          <w:color w:val="1F2933"/>
-          <w:sz w:val="21"/>
-          <w:szCs w:val="21"/>
-        </w:rPr>
-        <w:t xml:space="preserve">, then for real</w:t>
+        <w:t xml:space="preserve">[ ] Create the SharePoint site</w:t>
       </w:r>
     </w:p>
     <w:p>
@@ -9196,7 +9641,7 @@
           <w:sz w:val="21"/>
           <w:szCs w:val="21"/>
         </w:rPr>
-        <w:t xml:space="preserve">[ ] Reconcile row counts against </w:t>
+        <w:t xml:space="preserve">[ ] Run all three PowerShell scripts with </w:t>
       </w:r>
       <w:r>
         <w:rPr>
@@ -9206,7 +9651,16 @@
           <w:szCs w:val="19"/>
           <w:shd w:fill="F4F6F7" w:val="clear"/>
         </w:rPr>
-        <w:t xml:space="preserve">_ROW_COUNTS.csv</w:t>
+        <w:t xml:space="preserve">-WhatIf</w:t>
+      </w:r>
+      <w:r>
+        <w:rPr>
+          <w:rFonts w:ascii="Calibri" w:cs="Calibri" w:eastAsia="Calibri" w:hAnsi="Calibri"/>
+          <w:color w:val="1F2933"/>
+          <w:sz w:val="21"/>
+          <w:szCs w:val="21"/>
+        </w:rPr>
+        <w:t xml:space="preserve">, then for real</w:t>
       </w:r>
     </w:p>
     <w:p>
@@ -9225,7 +9679,17 @@
           <w:sz w:val="21"/>
           <w:szCs w:val="21"/>
         </w:rPr>
-        <w:t xml:space="preserve">[ ] Verify one column's internal name is unmangled</w:t>
+        <w:t xml:space="preserve">[ ] Reconcile row counts against </w:t>
+      </w:r>
+      <w:r>
+        <w:rPr>
+          <w:rFonts w:ascii="Consolas" w:cs="Consolas" w:eastAsia="Consolas" w:hAnsi="Consolas"/>
+          <w:color w:val="0C3549"/>
+          <w:sz w:val="19"/>
+          <w:szCs w:val="19"/>
+          <w:shd w:fill="F4F6F7" w:val="clear"/>
+        </w:rPr>
+        <w:t xml:space="preserve">_ROW_COUNTS.csv</w:t>
       </w:r>
     </w:p>
     <w:p>
@@ -9244,26 +9708,7 @@
           <w:sz w:val="21"/>
           <w:szCs w:val="21"/>
         </w:rPr>
-        <w:t xml:space="preserve">[ ] Mark holidays and the annual shutdown in </w:t>
-      </w:r>
-      <w:r>
-        <w:rPr>
-          <w:rFonts w:ascii="Consolas" w:cs="Consolas" w:eastAsia="Consolas" w:hAnsi="Consolas"/>
-          <w:color w:val="0C3549"/>
-          <w:sz w:val="19"/>
-          <w:szCs w:val="19"/>
-          <w:shd w:fill="F4F6F7" w:val="clear"/>
-        </w:rPr>
-        <w:t xml:space="preserve">Plant_Calendar</w:t>
-      </w:r>
-      <w:r>
-        <w:rPr>
-          <w:rFonts w:ascii="Calibri" w:cs="Calibri" w:eastAsia="Calibri" w:hAnsi="Calibri"/>
-          <w:color w:val="1F2933"/>
-          <w:sz w:val="21"/>
-          <w:szCs w:val="21"/>
-        </w:rPr>
-        <w:t xml:space="preserve"> for 12 months</w:t>
+        <w:t xml:space="preserve">[ ] Verify one column's internal name is unmangled</w:t>
       </w:r>
     </w:p>
     <w:p>
@@ -9282,7 +9727,26 @@
           <w:sz w:val="21"/>
           <w:szCs w:val="21"/>
         </w:rPr>
-        <w:t xml:space="preserve">[ ] Build the 5 Forms — pre-filled fields first, technician dropdown mandatory</w:t>
+        <w:t xml:space="preserve">[ ] Mark holidays and the annual shutdown in </w:t>
+      </w:r>
+      <w:r>
+        <w:rPr>
+          <w:rFonts w:ascii="Consolas" w:cs="Consolas" w:eastAsia="Consolas" w:hAnsi="Consolas"/>
+          <w:color w:val="0C3549"/>
+          <w:sz w:val="19"/>
+          <w:szCs w:val="19"/>
+          <w:shd w:fill="F4F6F7" w:val="clear"/>
+        </w:rPr>
+        <w:t xml:space="preserve">Plant_Calendar</w:t>
+      </w:r>
+      <w:r>
+        <w:rPr>
+          <w:rFonts w:ascii="Calibri" w:cs="Calibri" w:eastAsia="Calibri" w:hAnsi="Calibri"/>
+          <w:color w:val="1F2933"/>
+          <w:sz w:val="21"/>
+          <w:szCs w:val="21"/>
+        </w:rPr>
+        <w:t xml:space="preserve"> for 12 months</w:t>
       </w:r>
     </w:p>
     <w:p>
@@ -9301,7 +9765,7 @@
           <w:sz w:val="21"/>
           <w:szCs w:val="21"/>
         </w:rPr>
-        <w:t xml:space="preserve">[ ] Test one pre-filled link on a real phone before building all 30</w:t>
+        <w:t xml:space="preserve">[ ] Build the 5 Forms — pre-filled fields first, technician dropdown mandatory</w:t>
       </w:r>
     </w:p>
     <w:p>
@@ -9320,26 +9784,7 @@
           <w:sz w:val="21"/>
           <w:szCs w:val="21"/>
         </w:rPr>
-        <w:t xml:space="preserve">[ ] </w:t>
-      </w:r>
-      <w:r>
-        <w:rPr>
-          <w:rFonts w:ascii="Consolas" w:cs="Consolas" w:eastAsia="Consolas" w:hAnsi="Consolas"/>
-          <w:color w:val="0C3549"/>
-          <w:sz w:val="19"/>
-          <w:szCs w:val="19"/>
-          <w:shd w:fill="F4F6F7" w:val="clear"/>
-        </w:rPr>
-        <w:t xml:space="preserve">python qr/generate_qr_labels.py --base-url &lt;site&gt; --test</w:t>
-      </w:r>
-      <w:r>
-        <w:rPr>
-          <w:rFonts w:ascii="Calibri" w:cs="Calibri" w:eastAsia="Calibri" w:hAnsi="Calibri"/>
-          <w:color w:val="1F2933"/>
-          <w:sz w:val="21"/>
-          <w:szCs w:val="21"/>
-        </w:rPr>
-        <w:t xml:space="preserve"> → 30/30</w:t>
+        <w:t xml:space="preserve">[ ] Test one pre-filled link on a real phone before building all 30</w:t>
       </w:r>
     </w:p>
     <w:p>
@@ -9358,7 +9803,26 @@
           <w:sz w:val="21"/>
           <w:szCs w:val="21"/>
         </w:rPr>
-        <w:t xml:space="preserve">[ ] Print on polyester at 100% scale, fit, and scan-test every one</w:t>
+        <w:t xml:space="preserve">[ ] </w:t>
+      </w:r>
+      <w:r>
+        <w:rPr>
+          <w:rFonts w:ascii="Consolas" w:cs="Consolas" w:eastAsia="Consolas" w:hAnsi="Consolas"/>
+          <w:color w:val="0C3549"/>
+          <w:sz w:val="19"/>
+          <w:szCs w:val="19"/>
+          <w:shd w:fill="F4F6F7" w:val="clear"/>
+        </w:rPr>
+        <w:t xml:space="preserve">python qr/generate_qr_labels.py --base-url &lt;site&gt; --test</w:t>
+      </w:r>
+      <w:r>
+        <w:rPr>
+          <w:rFonts w:ascii="Calibri" w:cs="Calibri" w:eastAsia="Calibri" w:hAnsi="Calibri"/>
+          <w:color w:val="1F2933"/>
+          <w:sz w:val="21"/>
+          <w:szCs w:val="21"/>
+        </w:rPr>
+        <w:t xml:space="preserve"> → 30/30</w:t>
       </w:r>
     </w:p>
     <w:p>
@@ -9377,7 +9841,7 @@
           <w:sz w:val="21"/>
           <w:szCs w:val="21"/>
         </w:rPr>
-        <w:t xml:space="preserve">[ ] Build flows 5, 2, 1 first; concurrency OFF on 1 and 5</w:t>
+        <w:t xml:space="preserve">[ ] Print on polyester at 100% scale, fit, and scan-test every one</w:t>
       </w:r>
     </w:p>
     <w:p>
@@ -9396,7 +9860,7 @@
           <w:sz w:val="21"/>
           <w:szCs w:val="21"/>
         </w:rPr>
-        <w:t xml:space="preserve">[ ] Two co-owners on all 11 flows, failure branches to the shared mailbox</w:t>
+        <w:t xml:space="preserve">[ ] Build flows 5, 2, 1 first; concurrency OFF on 1 and 5</w:t>
       </w:r>
     </w:p>
     <w:p>
@@ -9415,17 +9879,7 @@
           <w:sz w:val="21"/>
           <w:szCs w:val="21"/>
         </w:rPr>
-        <w:t xml:space="preserve">[ ] Export the flow package to </w:t>
-      </w:r>
-      <w:r>
-        <w:rPr>
-          <w:rFonts w:ascii="Consolas" w:cs="Consolas" w:eastAsia="Consolas" w:hAnsi="Consolas"/>
-          <w:color w:val="0C3549"/>
-          <w:sz w:val="19"/>
-          <w:szCs w:val="19"/>
-          <w:shd w:fill="F4F6F7" w:val="clear"/>
-        </w:rPr>
-        <w:t xml:space="preserve">.zip</w:t>
+        <w:t xml:space="preserve">[ ] Two co-owners on all 9 flows, failure branches to the shared mailbox</w:t>
       </w:r>
     </w:p>
     <w:p>
@@ -9444,7 +9898,17 @@
           <w:sz w:val="21"/>
           <w:szCs w:val="21"/>
         </w:rPr>
-        <w:t xml:space="preserve">[ ] Publish Power BI, schedule refresh 06:00 and 14:00 IST</w:t>
+        <w:t xml:space="preserve">[ ] Export the flow package to </w:t>
+      </w:r>
+      <w:r>
+        <w:rPr>
+          <w:rFonts w:ascii="Consolas" w:cs="Consolas" w:eastAsia="Consolas" w:hAnsi="Consolas"/>
+          <w:color w:val="0C3549"/>
+          <w:sz w:val="19"/>
+          <w:szCs w:val="19"/>
+          <w:shd w:fill="F4F6F7" w:val="clear"/>
+        </w:rPr>
+        <w:t xml:space="preserve">.zip</w:t>
       </w:r>
     </w:p>
     <w:p>
@@ -9463,7 +9927,26 @@
           <w:sz w:val="21"/>
           <w:szCs w:val="21"/>
         </w:rPr>
-        <w:t xml:space="preserve">[ ] All 35 UAT cases, recorded with a name and date</w:t>
+        <w:t xml:space="preserve">[ ] Publish Power BI, schedule refresh 06:00 and 14:00 IST</w:t>
+      </w:r>
+    </w:p>
+    <w:p>
+      <w:pPr>
+        <w:pStyle w:val="ListParagraph"/>
+        <w:numPr>
+          <w:ilvl w:val="0"/>
+          <w:numId w:val="3"/>
+        </w:numPr>
+        <w:spacing w:after="40" w:before="40"/>
+      </w:pPr>
+      <w:r>
+        <w:rPr>
+          <w:rFonts w:ascii="Calibri" w:cs="Calibri" w:eastAsia="Calibri" w:hAnsi="Calibri"/>
+          <w:color w:val="1F2933"/>
+          <w:sz w:val="21"/>
+          <w:szCs w:val="21"/>
+        </w:rPr>
+        <w:t xml:space="preserve">[ ] All 36 UAT cases, recorded with a name and date</w:t>
       </w:r>
     </w:p>
     <w:p>

--- a/pm-system/docs/HANDOVER.docx
+++ b/pm-system/docs/HANDOVER.docx
@@ -7674,7 +7674,7 @@
           <w:sz w:val="17"/>
           <w:szCs w:val="17"/>
         </w:rPr>
-        <w:t xml:space="preserve">python tools/verify_measures.py                    # 68 measures, none blank</w:t>
+        <w:t xml:space="preserve">python tools/verify_measures.py                    # 65 measures, none blank</w:t>
       </w:r>
     </w:p>
     <w:p>

--- a/pm-system/docs/HANDOVER.docx
+++ b/pm-system/docs/HANDOVER.docx
@@ -7589,6 +7589,20 @@
     </w:p>
     <w:p>
       <w:pPr>
+        <w:spacing w:after="120" w:before="60"/>
+      </w:pPr>
+      <w:r>
+        <w:rPr>
+          <w:rFonts w:ascii="Calibri" w:cs="Calibri" w:eastAsia="Calibri" w:hAnsi="Calibri"/>
+          <w:color w:val="1F2933"/>
+          <w:sz w:val="21"/>
+          <w:szCs w:val="21"/>
+        </w:rPr>
+        <w:t xml:space="preserve">*(This is the one area that needs the Python toolkit. Editing the model in Power BI Desktop directly works too — but then Desktop becomes the source of truth rather than these files, and the comments explaining each measure are lost.)*</w:t>
+      </w:r>
+    </w:p>
+    <w:p>
+      <w:pPr>
         <w:pBdr>
           <w:bottom w:val="single" w:color="D9E2E6" w:sz="6"/>
         </w:pBdr>
@@ -7617,22 +7631,25 @@
     </w:p>
     <w:p>
       <w:pPr>
-        <w:spacing w:after="120" w:before="60"/>
-      </w:pPr>
-      <w:r>
-        <w:rPr>
-          <w:rFonts w:ascii="Calibri" w:cs="Calibri" w:eastAsia="Calibri" w:hAnsi="Calibri"/>
-          <w:color w:val="1F2933"/>
-          <w:sz w:val="21"/>
-          <w:szCs w:val="21"/>
-        </w:rPr>
-        <w:t xml:space="preserve">Five gates. All runnable now, all currently passing.</w:t>
+        <w:pStyle w:val="Heading3"/>
+        <w:spacing w:after="100" w:before="240"/>
+      </w:pPr>
+      <w:r>
+        <w:rPr>
+          <w:rFonts w:ascii="Calibri" w:cs="Calibri" w:eastAsia="Calibri" w:hAnsi="Calibri"/>
+          <w:b/>
+          <w:bCs/>
+          <w:color w:val="2E86AB"/>
+          <w:sz w:val="22"/>
+          <w:szCs w:val="22"/>
+        </w:rPr>
+        <w:t xml:space="preserve">Without any tooling beyond PowerShell</w:t>
       </w:r>
     </w:p>
     <w:p>
       <w:pPr>
         <w:shd w:fill="F4F6F7" w:val="clear"/>
-        <w:spacing w:after="0" w:before="100"/>
+        <w:spacing w:after="140" w:before="100"/>
         <w:ind w:left="170" w:right="170"/>
       </w:pPr>
       <w:r>
@@ -7642,77 +7659,56 @@
           <w:sz w:val="17"/>
           <w:szCs w:val="17"/>
         </w:rPr>
-        <w:t xml:space="preserve">python tools/prepare_sharepoint_data.py --strict   # 0 errors, 0 warnings, 2,422 rows</w:t>
-      </w:r>
-    </w:p>
-    <w:p>
-      <w:pPr>
-        <w:shd w:fill="F4F6F7" w:val="clear"/>
-        <w:spacing w:after="0" w:before="0"/>
-        <w:ind w:left="170" w:right="170"/>
-      </w:pPr>
-      <w:r>
-        <w:rPr>
-          <w:rFonts w:ascii="Consolas" w:cs="Consolas" w:eastAsia="Consolas" w:hAnsi="Consolas"/>
-          <w:color w:val="0C3549"/>
-          <w:sz w:val="17"/>
-          <w:szCs w:val="17"/>
-        </w:rPr>
-        <w:t xml:space="preserve">python tools/validate_model.py                     # 0 errors, 0 orphaned measures</w:t>
-      </w:r>
-    </w:p>
-    <w:p>
-      <w:pPr>
-        <w:shd w:fill="F4F6F7" w:val="clear"/>
-        <w:spacing w:after="0" w:before="0"/>
-        <w:ind w:left="170" w:right="170"/>
-      </w:pPr>
-      <w:r>
-        <w:rPr>
-          <w:rFonts w:ascii="Consolas" w:cs="Consolas" w:eastAsia="Consolas" w:hAnsi="Consolas"/>
-          <w:color w:val="0C3549"/>
-          <w:sz w:val="17"/>
-          <w:szCs w:val="17"/>
-        </w:rPr>
-        <w:t xml:space="preserve">python tools/verify_measures.py                    # 65 measures, none blank</w:t>
-      </w:r>
-    </w:p>
-    <w:p>
-      <w:pPr>
-        <w:shd w:fill="F4F6F7" w:val="clear"/>
-        <w:spacing w:after="0" w:before="0"/>
-        <w:ind w:left="170" w:right="170"/>
-      </w:pPr>
-      <w:r>
-        <w:rPr>
-          <w:rFonts w:ascii="Consolas" w:cs="Consolas" w:eastAsia="Consolas" w:hAnsi="Consolas"/>
-          <w:color w:val="0C3549"/>
-          <w:sz w:val="17"/>
-          <w:szCs w:val="17"/>
-        </w:rPr>
-        <w:t xml:space="preserve">python qr/generate_qr_labels.py --test             # 30/30 QR round-trip</w:t>
-      </w:r>
-    </w:p>
-    <w:p>
-      <w:pPr>
-        <w:shd w:fill="F4F6F7" w:val="clear"/>
-        <w:spacing w:after="140" w:before="0"/>
-        <w:ind w:left="170" w:right="170"/>
-      </w:pPr>
-      <w:r>
-        <w:rPr>
-          <w:rFonts w:ascii="Consolas" w:cs="Consolas" w:eastAsia="Consolas" w:hAnsi="Consolas"/>
-          <w:color w:val="0C3549"/>
-          <w:sz w:val="17"/>
-          <w:szCs w:val="17"/>
-        </w:rPr>
-        <w:t xml:space="preserve">pwsh sharepoint/provision_lists.ps1 -SiteUrl &lt;url&gt; -WhatIf   # 0 failures</w:t>
+        <w:t xml:space="preserve">pwsh sharepoint/verify_load.ps1 -SiteUrl &lt;url&gt;</w:t>
       </w:r>
     </w:p>
     <w:p>
       <w:pPr>
         <w:spacing w:after="120" w:before="60"/>
       </w:pPr>
+      <w:r>
+        <w:rPr>
+          <w:rFonts w:ascii="Calibri" w:cs="Calibri" w:eastAsia="Calibri" w:hAnsi="Calibri"/>
+          <w:color w:val="1F2933"/>
+          <w:sz w:val="21"/>
+          <w:szCs w:val="21"/>
+        </w:rPr>
+        <w:t xml:space="preserve">Seven checks against the live site: every list and column present, no mangled internal names, row counts reconciling list by list, every view-filtered column indexed, every view and library created, and </w:t>
+      </w:r>
+      <w:r>
+        <w:rPr>
+          <w:rFonts w:ascii="Calibri" w:cs="Calibri" w:eastAsia="Calibri" w:hAnsi="Calibri"/>
+          <w:b/>
+          <w:bCs/>
+          <w:color w:val="1F2933"/>
+          <w:sz w:val="21"/>
+          <w:szCs w:val="21"/>
+        </w:rPr>
+        <w:t xml:space="preserve">no completed work order left with its counter unreset</w:t>
+      </w:r>
+      <w:r>
+        <w:rPr>
+          <w:rFonts w:ascii="Calibri" w:cs="Calibri" w:eastAsia="Calibri" w:hAnsi="Calibri"/>
+          <w:color w:val="1F2933"/>
+          <w:sz w:val="21"/>
+          <w:szCs w:val="21"/>
+        </w:rPr>
+        <w:t xml:space="preserve"> — the failure that costs most and announces itself least.</w:t>
+      </w:r>
+    </w:p>
+    <w:p>
+      <w:pPr>
+        <w:spacing w:after="120" w:before="60"/>
+      </w:pPr>
+      <w:r>
+        <w:rPr>
+          <w:rFonts w:ascii="Calibri" w:cs="Calibri" w:eastAsia="Calibri" w:hAnsi="Calibri"/>
+          <w:color w:val="1F2933"/>
+          <w:sz w:val="21"/>
+          <w:szCs w:val="21"/>
+        </w:rPr>
+        <w:t xml:space="preserve">It must end </w:t>
+      </w:r>
       <w:r>
         <w:rPr>
           <w:rFonts w:ascii="Consolas" w:cs="Consolas" w:eastAsia="Consolas" w:hAnsi="Consolas"/>
@@ -7721,36 +7717,21 @@
           <w:szCs w:val="19"/>
           <w:shd w:fill="F4F6F7" w:val="clear"/>
         </w:rPr>
-        <w:t xml:space="preserve">verify_measures.py</w:t>
-      </w:r>
-      <w:r>
-        <w:rPr>
-          <w:rFonts w:ascii="Calibri" w:cs="Calibri" w:eastAsia="Calibri" w:hAnsi="Calibri"/>
-          <w:color w:val="1F2933"/>
-          <w:sz w:val="21"/>
-          <w:szCs w:val="21"/>
-        </w:rPr>
-        <w:t xml:space="preserve"> recomputes every headline measure in plain Python, </w:t>
-      </w:r>
-      <w:r>
-        <w:rPr>
-          <w:rFonts w:ascii="Calibri" w:cs="Calibri" w:eastAsia="Calibri" w:hAnsi="Calibri"/>
-          <w:b/>
-          <w:bCs/>
-          <w:color w:val="1F2933"/>
-          <w:sz w:val="21"/>
-          <w:szCs w:val="21"/>
-        </w:rPr>
-        <w:t xml:space="preserve">independently of the DAX</w:t>
-      </w:r>
-      <w:r>
-        <w:rPr>
-          <w:rFonts w:ascii="Calibri" w:cs="Calibri" w:eastAsia="Calibri" w:hAnsi="Calibri"/>
-          <w:color w:val="1F2933"/>
-          <w:sz w:val="21"/>
-          <w:szCs w:val="21"/>
-        </w:rPr>
-        <w:t xml:space="preserve">, so the two can be compared rather than one trusted. It hand-works the three calculations the system's credibility rests on: </w:t>
+        <w:t xml:space="preserve">Everything checks out.</w:t>
+      </w:r>
+    </w:p>
+    <w:p>
+      <w:pPr>
+        <w:spacing w:after="120" w:before="60"/>
+      </w:pPr>
+      <w:r>
+        <w:rPr>
+          <w:rFonts w:ascii="Calibri" w:cs="Calibri" w:eastAsia="Calibri" w:hAnsi="Calibri"/>
+          <w:color w:val="1F2933"/>
+          <w:sz w:val="21"/>
+          <w:szCs w:val="21"/>
+        </w:rPr>
+        <w:t xml:space="preserve">Alongside it, </w:t>
       </w:r>
       <w:r>
         <w:rPr>
@@ -7760,17 +7741,153 @@
           <w:szCs w:val="19"/>
           <w:shd w:fill="F4F6F7" w:val="clear"/>
         </w:rPr>
-        <w:t xml:space="preserve">Breakdowns After PM (7d)</w:t>
-      </w:r>
-      <w:r>
-        <w:rPr>
-          <w:rFonts w:ascii="Calibri" w:cs="Calibri" w:eastAsia="Calibri" w:hAnsi="Calibri"/>
-          <w:color w:val="1F2933"/>
-          <w:sz w:val="21"/>
-          <w:szCs w:val="21"/>
-        </w:rPr>
-        <w:t xml:space="preserve">, </w:t>
-      </w:r>
+        <w:t xml:space="preserve">ASSUMPTIONS.md</w:t>
+      </w:r>
+      <w:r>
+        <w:rPr>
+          <w:rFonts w:ascii="Calibri" w:cs="Calibri" w:eastAsia="Calibri" w:hAnsi="Calibri"/>
+          <w:color w:val="1F2933"/>
+          <w:sz w:val="21"/>
+          <w:szCs w:val="21"/>
+        </w:rPr>
+        <w:t xml:space="preserve"> §9 carries all 65 measures with the values they return on the supplied data. Compare the dashboard against that table.</w:t>
+      </w:r>
+    </w:p>
+    <w:p>
+      <w:pPr>
+        <w:pStyle w:val="Heading3"/>
+        <w:spacing w:after="100" w:before="240"/>
+      </w:pPr>
+      <w:r>
+        <w:rPr>
+          <w:rFonts w:ascii="Calibri" w:cs="Calibri" w:eastAsia="Calibri" w:hAnsi="Calibri"/>
+          <w:b/>
+          <w:bCs/>
+          <w:color w:val="2E86AB"/>
+          <w:sz w:val="22"/>
+          <w:szCs w:val="22"/>
+        </w:rPr>
+        <w:t xml:space="preserve">If Python is available to you</w:t>
+      </w:r>
+    </w:p>
+    <w:p>
+      <w:pPr>
+        <w:spacing w:after="120" w:before="60"/>
+      </w:pPr>
+      <w:r>
+        <w:rPr>
+          <w:rFonts w:ascii="Calibri" w:cs="Calibri" w:eastAsia="Calibri" w:hAnsi="Calibri"/>
+          <w:color w:val="1F2933"/>
+          <w:sz w:val="21"/>
+          <w:szCs w:val="21"/>
+        </w:rPr>
+        <w:t xml:space="preserve">Five more gates, all currently passing. </w:t>
+      </w:r>
+      <w:r>
+        <w:rPr>
+          <w:rFonts w:ascii="Calibri" w:cs="Calibri" w:eastAsia="Calibri" w:hAnsi="Calibri"/>
+          <w:b/>
+          <w:bCs/>
+          <w:color w:val="1F2933"/>
+          <w:sz w:val="21"/>
+          <w:szCs w:val="21"/>
+        </w:rPr>
+        <w:t xml:space="preserve">None is needed to build or run the system</w:t>
+      </w:r>
+      <w:r>
+        <w:rPr>
+          <w:rFonts w:ascii="Calibri" w:cs="Calibri" w:eastAsia="Calibri" w:hAnsi="Calibri"/>
+          <w:color w:val="1F2933"/>
+          <w:sz w:val="21"/>
+          <w:szCs w:val="21"/>
+        </w:rPr>
+        <w:t xml:space="preserve"> — they are for whoever maintains it.</w:t>
+      </w:r>
+    </w:p>
+    <w:p>
+      <w:pPr>
+        <w:shd w:fill="F4F6F7" w:val="clear"/>
+        <w:spacing w:after="0" w:before="100"/>
+        <w:ind w:left="170" w:right="170"/>
+      </w:pPr>
+      <w:r>
+        <w:rPr>
+          <w:rFonts w:ascii="Consolas" w:cs="Consolas" w:eastAsia="Consolas" w:hAnsi="Consolas"/>
+          <w:color w:val="0C3549"/>
+          <w:sz w:val="17"/>
+          <w:szCs w:val="17"/>
+        </w:rPr>
+        <w:t xml:space="preserve">python tools/check_consistency.py                  # 44 checks: everything agrees</w:t>
+      </w:r>
+    </w:p>
+    <w:p>
+      <w:pPr>
+        <w:shd w:fill="F4F6F7" w:val="clear"/>
+        <w:spacing w:after="0" w:before="0"/>
+        <w:ind w:left="170" w:right="170"/>
+      </w:pPr>
+      <w:r>
+        <w:rPr>
+          <w:rFonts w:ascii="Consolas" w:cs="Consolas" w:eastAsia="Consolas" w:hAnsi="Consolas"/>
+          <w:color w:val="0C3549"/>
+          <w:sz w:val="17"/>
+          <w:szCs w:val="17"/>
+        </w:rPr>
+        <w:t xml:space="preserve">python tools/prepare_sharepoint_data.py --strict   # 0 errors, 0 warnings, 2,422 rows</w:t>
+      </w:r>
+    </w:p>
+    <w:p>
+      <w:pPr>
+        <w:shd w:fill="F4F6F7" w:val="clear"/>
+        <w:spacing w:after="0" w:before="0"/>
+        <w:ind w:left="170" w:right="170"/>
+      </w:pPr>
+      <w:r>
+        <w:rPr>
+          <w:rFonts w:ascii="Consolas" w:cs="Consolas" w:eastAsia="Consolas" w:hAnsi="Consolas"/>
+          <w:color w:val="0C3549"/>
+          <w:sz w:val="17"/>
+          <w:szCs w:val="17"/>
+        </w:rPr>
+        <w:t xml:space="preserve">python tools/validate_model.py                     # 0 errors, 0 orphaned measures</w:t>
+      </w:r>
+    </w:p>
+    <w:p>
+      <w:pPr>
+        <w:shd w:fill="F4F6F7" w:val="clear"/>
+        <w:spacing w:after="0" w:before="0"/>
+        <w:ind w:left="170" w:right="170"/>
+      </w:pPr>
+      <w:r>
+        <w:rPr>
+          <w:rFonts w:ascii="Consolas" w:cs="Consolas" w:eastAsia="Consolas" w:hAnsi="Consolas"/>
+          <w:color w:val="0C3549"/>
+          <w:sz w:val="17"/>
+          <w:szCs w:val="17"/>
+        </w:rPr>
+        <w:t xml:space="preserve">python tools/verify_measures.py                    # 65 measures, none blank</w:t>
+      </w:r>
+    </w:p>
+    <w:p>
+      <w:pPr>
+        <w:shd w:fill="F4F6F7" w:val="clear"/>
+        <w:spacing w:after="140" w:before="0"/>
+        <w:ind w:left="170" w:right="170"/>
+      </w:pPr>
+      <w:r>
+        <w:rPr>
+          <w:rFonts w:ascii="Consolas" w:cs="Consolas" w:eastAsia="Consolas" w:hAnsi="Consolas"/>
+          <w:color w:val="0C3549"/>
+          <w:sz w:val="17"/>
+          <w:szCs w:val="17"/>
+        </w:rPr>
+        <w:t xml:space="preserve">python qr/generate_qr_labels.py --test             # 30/30 QR round-trip</w:t>
+      </w:r>
+    </w:p>
+    <w:p>
+      <w:pPr>
+        <w:spacing w:after="120" w:before="60"/>
+      </w:pPr>
       <w:r>
         <w:rPr>
           <w:rFonts w:ascii="Consolas" w:cs="Consolas" w:eastAsia="Consolas" w:hAnsi="Consolas"/>
@@ -7779,16 +7896,36 @@
           <w:szCs w:val="19"/>
           <w:shd w:fill="F4F6F7" w:val="clear"/>
         </w:rPr>
-        <w:t xml:space="preserve">Projected PM Date</w:t>
-      </w:r>
-      <w:r>
-        <w:rPr>
-          <w:rFonts w:ascii="Calibri" w:cs="Calibri" w:eastAsia="Calibri" w:hAnsi="Calibri"/>
-          <w:color w:val="1F2933"/>
-          <w:sz w:val="21"/>
-          <w:szCs w:val="21"/>
-        </w:rPr>
-        <w:t xml:space="preserve">, and mid-month proration. Expected values are in </w:t>
+        <w:t xml:space="preserve">verify_measures.py</w:t>
+      </w:r>
+      <w:r>
+        <w:rPr>
+          <w:rFonts w:ascii="Calibri" w:cs="Calibri" w:eastAsia="Calibri" w:hAnsi="Calibri"/>
+          <w:color w:val="1F2933"/>
+          <w:sz w:val="21"/>
+          <w:szCs w:val="21"/>
+        </w:rPr>
+        <w:t xml:space="preserve"> recomputes every headline measure in plain Python, </w:t>
+      </w:r>
+      <w:r>
+        <w:rPr>
+          <w:rFonts w:ascii="Calibri" w:cs="Calibri" w:eastAsia="Calibri" w:hAnsi="Calibri"/>
+          <w:b/>
+          <w:bCs/>
+          <w:color w:val="1F2933"/>
+          <w:sz w:val="21"/>
+          <w:szCs w:val="21"/>
+        </w:rPr>
+        <w:t xml:space="preserve">independently of the DAX</w:t>
+      </w:r>
+      <w:r>
+        <w:rPr>
+          <w:rFonts w:ascii="Calibri" w:cs="Calibri" w:eastAsia="Calibri" w:hAnsi="Calibri"/>
+          <w:color w:val="1F2933"/>
+          <w:sz w:val="21"/>
+          <w:szCs w:val="21"/>
+        </w:rPr>
+        <w:t xml:space="preserve">, so the two can be compared rather than one trusted. It hand-works the three calculations the system's credibility rests on: </w:t>
       </w:r>
       <w:r>
         <w:rPr>
@@ -7798,6 +7935,44 @@
           <w:szCs w:val="19"/>
           <w:shd w:fill="F4F6F7" w:val="clear"/>
         </w:rPr>
+        <w:t xml:space="preserve">Breakdowns After PM (7d)</w:t>
+      </w:r>
+      <w:r>
+        <w:rPr>
+          <w:rFonts w:ascii="Calibri" w:cs="Calibri" w:eastAsia="Calibri" w:hAnsi="Calibri"/>
+          <w:color w:val="1F2933"/>
+          <w:sz w:val="21"/>
+          <w:szCs w:val="21"/>
+        </w:rPr>
+        <w:t xml:space="preserve">, </w:t>
+      </w:r>
+      <w:r>
+        <w:rPr>
+          <w:rFonts w:ascii="Consolas" w:cs="Consolas" w:eastAsia="Consolas" w:hAnsi="Consolas"/>
+          <w:color w:val="0C3549"/>
+          <w:sz w:val="19"/>
+          <w:szCs w:val="19"/>
+          <w:shd w:fill="F4F6F7" w:val="clear"/>
+        </w:rPr>
+        <w:t xml:space="preserve">Projected PM Date</w:t>
+      </w:r>
+      <w:r>
+        <w:rPr>
+          <w:rFonts w:ascii="Calibri" w:cs="Calibri" w:eastAsia="Calibri" w:hAnsi="Calibri"/>
+          <w:color w:val="1F2933"/>
+          <w:sz w:val="21"/>
+          <w:szCs w:val="21"/>
+        </w:rPr>
+        <w:t xml:space="preserve">, and mid-month proration. Expected values are in </w:t>
+      </w:r>
+      <w:r>
+        <w:rPr>
+          <w:rFonts w:ascii="Consolas" w:cs="Consolas" w:eastAsia="Consolas" w:hAnsi="Consolas"/>
+          <w:color w:val="0C3549"/>
+          <w:sz w:val="19"/>
+          <w:szCs w:val="19"/>
+          <w:shd w:fill="F4F6F7" w:val="clear"/>
+        </w:rPr>
         <w:t xml:space="preserve">ASSUMPTIONS.md</w:t>
       </w:r>
       <w:r>
@@ -7807,7 +7982,7 @@
           <w:sz w:val="21"/>
           <w:szCs w:val="21"/>
         </w:rPr>
-        <w:t xml:space="preserve"> §9.</w:t>
+        <w:t xml:space="preserve"> §9 — which is why that table is usable as a check even if you never run the script.</w:t>
       </w:r>
     </w:p>
     <w:p>
@@ -9641,7 +9816,7 @@
           <w:sz w:val="21"/>
           <w:szCs w:val="21"/>
         </w:rPr>
-        <w:t xml:space="preserve">[ ] Run all three PowerShell scripts with </w:t>
+        <w:t xml:space="preserve">[ ] Run the three provisioning scripts with </w:t>
       </w:r>
       <w:r>
         <w:rPr>
@@ -9660,7 +9835,17 @@
           <w:sz w:val="21"/>
           <w:szCs w:val="21"/>
         </w:rPr>
-        <w:t xml:space="preserve">, then for real</w:t>
+        <w:t xml:space="preserve">, then for real, then </w:t>
+      </w:r>
+      <w:r>
+        <w:rPr>
+          <w:rFonts w:ascii="Consolas" w:cs="Consolas" w:eastAsia="Consolas" w:hAnsi="Consolas"/>
+          <w:color w:val="0C3549"/>
+          <w:sz w:val="19"/>
+          <w:szCs w:val="19"/>
+          <w:shd w:fill="F4F6F7" w:val="clear"/>
+        </w:rPr>
+        <w:t xml:space="preserve">verify_load.ps1</w:t>
       </w:r>
     </w:p>
     <w:p>
@@ -9803,7 +9988,7 @@
           <w:sz w:val="21"/>
           <w:szCs w:val="21"/>
         </w:rPr>
-        <w:t xml:space="preserve">[ ] </w:t>
+        <w:t xml:space="preserve">[ ] QR stickers: open </w:t>
       </w:r>
       <w:r>
         <w:rPr>
@@ -9813,16 +9998,16 @@
           <w:szCs w:val="19"/>
           <w:shd w:fill="F4F6F7" w:val="clear"/>
         </w:rPr>
-        <w:t xml:space="preserve">python qr/generate_qr_labels.py --base-url &lt;site&gt; --test</w:t>
-      </w:r>
-      <w:r>
-        <w:rPr>
-          <w:rFonts w:ascii="Calibri" w:cs="Calibri" w:eastAsia="Calibri" w:hAnsi="Calibri"/>
-          <w:color w:val="1F2933"/>
-          <w:sz w:val="21"/>
-          <w:szCs w:val="21"/>
-        </w:rPr>
-        <w:t xml:space="preserve"> → 30/30</w:t>
+        <w:t xml:space="preserve">qr/browser/qr_labels.html</w:t>
+      </w:r>
+      <w:r>
+        <w:rPr>
+          <w:rFonts w:ascii="Calibri" w:cs="Calibri" w:eastAsia="Calibri" w:hAnsi="Calibri"/>
+          <w:color w:val="1F2933"/>
+          <w:sz w:val="21"/>
+          <w:szCs w:val="21"/>
+        </w:rPr>
+        <w:t xml:space="preserve">, paste the site URL, Generate → 30 stickers, no STOP</w:t>
       </w:r>
     </w:p>
     <w:p>

--- a/pm-system/docs/HANDOVER.docx
+++ b/pm-system/docs/HANDOVER.docx
@@ -1949,7 +1949,7 @@
                 <w:sz w:val="19"/>
                 <w:szCs w:val="19"/>
               </w:rPr>
-              <w:t xml:space="preserve">Runbook, assumptions, 36 UAT cases, 1-page bilingual shop-floor SOP</w:t>
+              <w:t xml:space="preserve">Runbook, assumptions, 36 UAT cases, 1-page shop-floor SOP</w:t>
             </w:r>
           </w:p>
         </w:tc>
@@ -2705,7 +2705,7 @@
                 <w:sz w:val="19"/>
                 <w:szCs w:val="19"/>
               </w:rPr>
-              <w:t xml:space="preserve">Is the Tamil label wording right?</w:t>
+              <w:t xml:space="preserve">Should the sticker carry a second language?</w:t>
             </w:r>
           </w:p>
         </w:tc>
@@ -2733,16 +2733,7 @@
                 <w:sz w:val="19"/>
                 <w:szCs w:val="19"/>
               </w:rPr>
-              <w:t xml:space="preserve">Yes</w:t>
-            </w:r>
-            <w:r>
-              <w:rPr>
-                <w:rFonts w:ascii="Calibri" w:cs="Calibri" w:eastAsia="Calibri" w:hAnsi="Calibri"/>
-                <w:color w:val="1F2933"/>
-                <w:sz w:val="19"/>
-                <w:szCs w:val="19"/>
-              </w:rPr>
-              <w:t xml:space="preserve"> — approved for print</w:t>
+              <w:t xml:space="preserve">No — English only</w:t>
             </w:r>
           </w:p>
         </w:tc>
@@ -7817,7 +7808,7 @@
           <w:sz w:val="17"/>
           <w:szCs w:val="17"/>
         </w:rPr>
-        <w:t xml:space="preserve">python tools/check_consistency.py                  # 44 checks: everything agrees</w:t>
+        <w:t xml:space="preserve">python tools/check_consistency.py                  # 46 checks: everything agrees</w:t>
       </w:r>
     </w:p>
     <w:p>

--- a/pm-system/docs/HANDOVER.docx
+++ b/pm-system/docs/HANDOVER.docx
@@ -7808,7 +7808,7 @@
           <w:sz w:val="17"/>
           <w:szCs w:val="17"/>
         </w:rPr>
-        <w:t xml:space="preserve">python tools/check_consistency.py                  # 46 checks: everything agrees</w:t>
+        <w:t xml:space="preserve">python tools/check_consistency.py                  # 53 checks: everything agrees</w:t>
       </w:r>
     </w:p>
     <w:p>
